--- a/docs_ua/21-etag-survey.docx
+++ b/docs_ua/21-etag-survey.docx
@@ -102,7 +102,7 @@
           <w:sz w:val="22"/>
           <w:szCs w:val="22"/>
         </w:rPr>
-        <w:t xml:space="preserve">Коротке опитування 2020 року для суден щодо фактичних процедур мічення клича, з проханням надати фото чи відео процесу. Використовується CCAMLR для збору практичної інформації про те, як саме різні судна організовують станцію мічення в реальних умовах — на відміну від нормативного Tagging Manual, який описує вимоги, це опитування фіксує поточну практику.</w:t>
+        <w:t xml:space="preserve">Коротке опитування 2020 року для суден щодо фактичних процедур мічення іклача, з проханням надати фото чи відео процесу. Використовується CCAMLR для збору практичної інформації про те, як саме різні судна організовують станцію мічення в реальних умовах — на відміну від нормативного Tagging Manual, який описує вимоги, це опитування фіксує поточну практику.</w:t>
       </w:r>
     </w:p>
     <w:p>
